--- a/Project/Weekly_Report_Week7.docx
+++ b/Project/Weekly_Report_Week7.docx
@@ -23,15 +23,7 @@
         <w:jc w:val="center"/>
       </w:pPr>
       <w:r>
-        <w:t>Opp. Science city, Sola-</w:t>
-      </w:r>
-      <w:proofErr w:type="spellStart"/>
-      <w:r>
-        <w:t>Bhadaj</w:t>
-      </w:r>
-      <w:proofErr w:type="spellEnd"/>
-      <w:r>
-        <w:t xml:space="preserve"> Road, Ahmedabad, Gujarat 380060</w:t>
+        <w:t>Opp. Science city, Sola-Bhadaj Road, Ahmedabad, Gujarat 380060</w:t>
       </w:r>
     </w:p>
     <w:p>
@@ -89,12 +81,6 @@
         <w:gridCol w:w="6560"/>
       </w:tblGrid>
       <w:tr>
-        <w:tblPrEx>
-          <w:tblCellMar>
-            <w:top w:w="0" w:type="dxa"/>
-            <w:bottom w:w="0" w:type="dxa"/>
-          </w:tblCellMar>
-        </w:tblPrEx>
         <w:tc>
           <w:tcPr>
             <w:tcW w:w="2800" w:type="dxa"/>
@@ -145,12 +131,6 @@
         </w:tc>
       </w:tr>
       <w:tr>
-        <w:tblPrEx>
-          <w:tblCellMar>
-            <w:top w:w="0" w:type="dxa"/>
-            <w:bottom w:w="0" w:type="dxa"/>
-          </w:tblCellMar>
-        </w:tblPrEx>
         <w:tc>
           <w:tcPr>
             <w:tcW w:w="2800" w:type="dxa"/>
@@ -168,21 +148,12 @@
             </w:tcMar>
           </w:tcPr>
           <w:p>
-            <w:proofErr w:type="spellStart"/>
             <w:r>
               <w:rPr>
                 <w:b/>
                 <w:bCs/>
               </w:rPr>
-              <w:t>Enrollment</w:t>
-            </w:r>
-            <w:proofErr w:type="spellEnd"/>
-            <w:r>
-              <w:rPr>
-                <w:b/>
-                <w:bCs/>
-              </w:rPr>
-              <w:t xml:space="preserve"> Number:</w:t>
+              <w:t>Enrollment Number:</w:t>
             </w:r>
           </w:p>
         </w:tc>
@@ -210,12 +181,6 @@
         </w:tc>
       </w:tr>
       <w:tr>
-        <w:tblPrEx>
-          <w:tblCellMar>
-            <w:top w:w="0" w:type="dxa"/>
-            <w:bottom w:w="0" w:type="dxa"/>
-          </w:tblCellMar>
-        </w:tblPrEx>
         <w:tc>
           <w:tcPr>
             <w:tcW w:w="2800" w:type="dxa"/>
@@ -263,30 +228,18 @@
               <w:t xml:space="preserve">February </w:t>
             </w:r>
             <w:r>
-              <w:t>12</w:t>
-            </w:r>
-            <w:r>
-              <w:t xml:space="preserve">, 2026 - </w:t>
+              <w:t xml:space="preserve">12, 2026 - </w:t>
             </w:r>
             <w:r>
               <w:t xml:space="preserve">February </w:t>
             </w:r>
             <w:r>
-              <w:t>18</w:t>
-            </w:r>
-            <w:r>
-              <w:t>, 2026 (Week 7)</w:t>
+              <w:t>18, 2026 (Week 7)</w:t>
             </w:r>
           </w:p>
         </w:tc>
       </w:tr>
       <w:tr>
-        <w:tblPrEx>
-          <w:tblCellMar>
-            <w:top w:w="0" w:type="dxa"/>
-            <w:bottom w:w="0" w:type="dxa"/>
-          </w:tblCellMar>
-        </w:tblPrEx>
         <w:tc>
           <w:tcPr>
             <w:tcW w:w="2800" w:type="dxa"/>
@@ -331,26 +284,12 @@
           </w:tcPr>
           <w:p>
             <w:r>
-              <w:t xml:space="preserve">Microsoft Elevate Program (via </w:t>
-            </w:r>
-            <w:proofErr w:type="spellStart"/>
-            <w:r>
-              <w:t>Edunet</w:t>
-            </w:r>
-            <w:proofErr w:type="spellEnd"/>
-            <w:r>
-              <w:t xml:space="preserve"> Foundation &amp; FICE Education)</w:t>
+              <w:t>Microsoft Elevate Program (via Edunet Foundation &amp; FICE Education)</w:t>
             </w:r>
           </w:p>
         </w:tc>
       </w:tr>
       <w:tr>
-        <w:tblPrEx>
-          <w:tblCellMar>
-            <w:top w:w="0" w:type="dxa"/>
-            <w:bottom w:w="0" w:type="dxa"/>
-          </w:tblCellMar>
-        </w:tblPrEx>
         <w:tc>
           <w:tcPr>
             <w:tcW w:w="2800" w:type="dxa"/>
@@ -401,12 +340,6 @@
         </w:tc>
       </w:tr>
       <w:tr>
-        <w:tblPrEx>
-          <w:tblCellMar>
-            <w:top w:w="0" w:type="dxa"/>
-            <w:bottom w:w="0" w:type="dxa"/>
-          </w:tblCellMar>
-        </w:tblPrEx>
         <w:tc>
           <w:tcPr>
             <w:tcW w:w="2800" w:type="dxa"/>
@@ -457,12 +390,6 @@
         </w:tc>
       </w:tr>
       <w:tr>
-        <w:tblPrEx>
-          <w:tblCellMar>
-            <w:top w:w="0" w:type="dxa"/>
-            <w:bottom w:w="0" w:type="dxa"/>
-          </w:tblCellMar>
-        </w:tblPrEx>
         <w:tc>
           <w:tcPr>
             <w:tcW w:w="2800" w:type="dxa"/>
@@ -533,15 +460,7 @@
         <w:spacing w:before="200" w:after="100"/>
       </w:pPr>
       <w:r>
-        <w:t xml:space="preserve">1. Week 7 Module: TensorFlow &amp; </w:t>
-      </w:r>
-      <w:proofErr w:type="spellStart"/>
-      <w:r>
-        <w:t>Keras</w:t>
-      </w:r>
-      <w:proofErr w:type="spellEnd"/>
-      <w:r>
-        <w:t xml:space="preserve"> Advanced</w:t>
+        <w:t>1. Week 7 Module: TensorFlow &amp; Keras Advanced</w:t>
       </w:r>
     </w:p>
     <w:p>
@@ -558,15 +477,7 @@
         <w:spacing w:after="100"/>
       </w:pPr>
       <w:r>
-        <w:t xml:space="preserve">Attended comprehensive session on "TensorFlow &amp; </w:t>
-      </w:r>
-      <w:proofErr w:type="spellStart"/>
-      <w:r>
-        <w:t>Keras</w:t>
-      </w:r>
-      <w:proofErr w:type="spellEnd"/>
-      <w:r>
-        <w:t>" on March 9, 2026. Learned advanced TensorFlow concepts including custom layers, transfer learning, and model optimization techniques.</w:t>
+        <w:t>Attended comprehensive session on "TensorFlow &amp; Keras" on March 9, 2026. Learned advanced TensorFlow concepts including custom layers, transfer learning, and model optimization techniques.</w:t>
       </w:r>
     </w:p>
     <w:p>
@@ -599,13 +510,8 @@
         </w:numPr>
       </w:pPr>
       <w:r>
-        <w:t xml:space="preserve">Using pre-trained models: VGG16, ResNet50, </w:t>
-      </w:r>
-      <w:proofErr w:type="spellStart"/>
-      <w:r>
-        <w:t>MobileNet</w:t>
-      </w:r>
-      <w:proofErr w:type="spellEnd"/>
+        <w:t>Using pre-trained models: VGG16, ResNet50, MobileNet</w:t>
+      </w:r>
     </w:p>
     <w:p>
       <w:pPr>
@@ -640,23 +546,7 @@
         </w:numPr>
       </w:pPr>
       <w:r>
-        <w:t xml:space="preserve">Data augmentation: </w:t>
-      </w:r>
-      <w:proofErr w:type="spellStart"/>
-      <w:r>
-        <w:t>ImageDataGenerator</w:t>
-      </w:r>
-      <w:proofErr w:type="spellEnd"/>
-      <w:r>
-        <w:t xml:space="preserve">, </w:t>
-      </w:r>
-      <w:proofErr w:type="spellStart"/>
-      <w:r>
-        <w:t>tf.data</w:t>
-      </w:r>
-      <w:proofErr w:type="spellEnd"/>
-      <w:r>
-        <w:t xml:space="preserve"> pipeline</w:t>
+        <w:t>Data augmentation: ImageDataGenerator, tf.data pipeline</w:t>
       </w:r>
     </w:p>
     <w:p>
@@ -679,33 +569,20 @@
           <w:numId w:val="2"/>
         </w:numPr>
       </w:pPr>
-      <w:proofErr w:type="spellStart"/>
-      <w:r>
-        <w:t>TensorBoard</w:t>
-      </w:r>
-      <w:proofErr w:type="spellEnd"/>
-      <w:r>
-        <w:t xml:space="preserve"> for visualization and debugging</w:t>
-      </w:r>
-    </w:p>
-    <w:p>
-      <w:pPr>
-        <w:pStyle w:val="ListParagraph"/>
-        <w:numPr>
-          <w:ilvl w:val="0"/>
-          <w:numId w:val="2"/>
-        </w:numPr>
-      </w:pPr>
-      <w:r>
-        <w:t>Saving and deploying models (</w:t>
-      </w:r>
-      <w:proofErr w:type="spellStart"/>
-      <w:r>
-        <w:t>SavedModel</w:t>
-      </w:r>
-      <w:proofErr w:type="spellEnd"/>
-      <w:r>
-        <w:t xml:space="preserve"> format)</w:t>
+      <w:r>
+        <w:t>TensorBoard for visualization and debugging</w:t>
+      </w:r>
+    </w:p>
+    <w:p>
+      <w:pPr>
+        <w:pStyle w:val="ListParagraph"/>
+        <w:numPr>
+          <w:ilvl w:val="0"/>
+          <w:numId w:val="2"/>
+        </w:numPr>
+      </w:pPr>
+      <w:r>
+        <w:t>Saving and deploying models (SavedModel format)</w:t>
       </w:r>
     </w:p>
     <w:p>
@@ -722,15 +599,7 @@
         <w:spacing w:after="200"/>
       </w:pPr>
       <w:r>
-        <w:t xml:space="preserve">Implemented transfer learning using VGG16 pre-trained on ImageNet. Froze base layers and added custom classification head. Trained on custom dataset with data augmentation. Achieved significant accuracy improvement compared to training from scratch. Practiced with </w:t>
-      </w:r>
-      <w:proofErr w:type="spellStart"/>
-      <w:r>
-        <w:t>TensorBoard</w:t>
-      </w:r>
-      <w:proofErr w:type="spellEnd"/>
-      <w:r>
-        <w:t xml:space="preserve"> for monitoring training metrics.</w:t>
+        <w:t>Implemented transfer learning using VGG16 pre-trained on ImageNet. Froze base layers and added custom classification head. Trained on custom dataset with data augmentation. Achieved significant accuracy improvement compared to training from scratch. Practiced with TensorBoard for monitoring training metrics.</w:t>
       </w:r>
     </w:p>
     <w:p>
@@ -804,7 +673,7 @@
           <w:noProof/>
         </w:rPr>
         <w:drawing>
-          <wp:inline distT="0" distB="0" distL="0" distR="0" wp14:anchorId="67F81A2E" wp14:editId="05F6BBC7">
+          <wp:inline distT="0" distB="0" distL="0" distR="0" wp14:anchorId="67F81A2E" wp14:editId="3B1161E9">
             <wp:extent cx="5943600" cy="2173605"/>
             <wp:effectExtent l="0" t="0" r="0" b="0"/>
             <wp:docPr id="1537888423" name="Picture 3" descr="Transfer Learning Made Easy » Artificial Intelligence - MATLAB &amp; Simulink"/>
@@ -1140,35 +1009,19 @@
         </w:numPr>
       </w:pPr>
       <w:r>
-        <w:t xml:space="preserve">Architecture: 3 Conv2D + </w:t>
-      </w:r>
-      <w:proofErr w:type="spellStart"/>
-      <w:r>
-        <w:t>MaxPool</w:t>
-      </w:r>
-      <w:proofErr w:type="spellEnd"/>
-      <w:r>
-        <w:t xml:space="preserve"> blocks, Flatten, 2 Dense layers</w:t>
-      </w:r>
-    </w:p>
-    <w:p>
-      <w:pPr>
-        <w:pStyle w:val="ListParagraph"/>
-        <w:numPr>
-          <w:ilvl w:val="0"/>
-          <w:numId w:val="2"/>
-        </w:numPr>
-      </w:pPr>
-      <w:r>
-        <w:t xml:space="preserve">Used </w:t>
-      </w:r>
-      <w:proofErr w:type="spellStart"/>
-      <w:r>
-        <w:t>ReLU</w:t>
-      </w:r>
-      <w:proofErr w:type="spellEnd"/>
-      <w:r>
-        <w:t xml:space="preserve"> activation, Dropout for regularization</w:t>
+        <w:t>Architecture: 3 Conv2D + MaxPool blocks, Flatten, 2 Dense layers</w:t>
+      </w:r>
+    </w:p>
+    <w:p>
+      <w:pPr>
+        <w:pStyle w:val="ListParagraph"/>
+        <w:numPr>
+          <w:ilvl w:val="0"/>
+          <w:numId w:val="2"/>
+        </w:numPr>
+      </w:pPr>
+      <w:r>
+        <w:t>Used ReLU activation, Dropout for regularization</w:t>
       </w:r>
     </w:p>
     <w:p>
@@ -1342,15 +1195,7 @@
         <w:spacing w:after="100"/>
       </w:pPr>
       <w:r>
-        <w:t xml:space="preserve">Installed </w:t>
-      </w:r>
-      <w:proofErr w:type="spellStart"/>
-      <w:r>
-        <w:t>Ultralytics</w:t>
-      </w:r>
-      <w:proofErr w:type="spellEnd"/>
-      <w:r>
-        <w:t xml:space="preserve"> YOLOv8 library and tested pre-trained model on sample images and surveillance video frames. This marks the beginning of active project implementation phase.</w:t>
+        <w:t>Installed Ultralytics YOLOv8 library and tested pre-trained model on sample images and surveillance video frames. This marks the beginning of active project implementation phase.</w:t>
       </w:r>
     </w:p>
     <w:p>
@@ -1372,21 +1217,8 @@
       </w:pPr>
       <w:r>
         <w:lastRenderedPageBreak/>
-        <w:t xml:space="preserve">Installed </w:t>
-      </w:r>
-      <w:proofErr w:type="spellStart"/>
-      <w:r>
-        <w:t>Ultralytics</w:t>
-      </w:r>
-      <w:proofErr w:type="spellEnd"/>
-      <w:r>
-        <w:t xml:space="preserve">: pip install </w:t>
-      </w:r>
-      <w:proofErr w:type="spellStart"/>
-      <w:r>
-        <w:t>ultralytics</w:t>
-      </w:r>
-      <w:proofErr w:type="spellEnd"/>
+        <w:t>Installed Ultralytics: pip install ultralytics</w:t>
+      </w:r>
     </w:p>
     <w:p>
       <w:pPr>
@@ -1486,7 +1318,7 @@
           <w:noProof/>
         </w:rPr>
         <w:drawing>
-          <wp:inline distT="0" distB="0" distL="0" distR="0" wp14:anchorId="050882EB" wp14:editId="27108143">
+          <wp:inline distT="0" distB="0" distL="0" distR="0" wp14:anchorId="050882EB" wp14:editId="52C3C2B4">
             <wp:extent cx="6202017" cy="3459480"/>
             <wp:effectExtent l="0" t="0" r="8890" b="7620"/>
             <wp:docPr id="1806381369" name="Picture 6"/>
@@ -1629,72 +1461,44 @@
         </w:numPr>
       </w:pPr>
       <w:r>
-        <w:t>Created train/</w:t>
-      </w:r>
-      <w:proofErr w:type="spellStart"/>
-      <w:r>
-        <w:t>val</w:t>
-      </w:r>
-      <w:proofErr w:type="spellEnd"/>
-      <w:r>
-        <w:t xml:space="preserve"> split: 80% training (680), 20% validation (170)</w:t>
-      </w:r>
-    </w:p>
-    <w:p>
-      <w:pPr>
-        <w:pStyle w:val="ListParagraph"/>
-        <w:numPr>
-          <w:ilvl w:val="0"/>
-          <w:numId w:val="2"/>
-        </w:numPr>
-      </w:pPr>
-      <w:r>
-        <w:t>Setup folder structure: data/images/train, data/images/</w:t>
-      </w:r>
-      <w:proofErr w:type="spellStart"/>
-      <w:r>
-        <w:t>val</w:t>
-      </w:r>
-      <w:proofErr w:type="spellEnd"/>
-    </w:p>
-    <w:p>
-      <w:pPr>
-        <w:pStyle w:val="ListParagraph"/>
-        <w:numPr>
-          <w:ilvl w:val="0"/>
-          <w:numId w:val="2"/>
-        </w:numPr>
-      </w:pPr>
-      <w:r>
-        <w:t xml:space="preserve">Created </w:t>
-      </w:r>
-      <w:proofErr w:type="spellStart"/>
-      <w:proofErr w:type="gramStart"/>
-      <w:r>
-        <w:t>data.yaml</w:t>
-      </w:r>
-      <w:proofErr w:type="spellEnd"/>
-      <w:proofErr w:type="gramEnd"/>
-      <w:r>
-        <w:t xml:space="preserve"> configuration file for YOLOv8</w:t>
-      </w:r>
-    </w:p>
-    <w:p>
-      <w:pPr>
-        <w:pStyle w:val="ListParagraph"/>
-        <w:numPr>
-          <w:ilvl w:val="0"/>
-          <w:numId w:val="2"/>
-        </w:numPr>
-      </w:pPr>
-      <w:r>
-        <w:t xml:space="preserve">Documented classes: person, vehicle, </w:t>
-      </w:r>
-      <w:proofErr w:type="spellStart"/>
-      <w:r>
-        <w:t>suspicious_activity</w:t>
-      </w:r>
-      <w:proofErr w:type="spellEnd"/>
+        <w:t>Created train/val split: 80% training (680), 20% validation (170)</w:t>
+      </w:r>
+    </w:p>
+    <w:p>
+      <w:pPr>
+        <w:pStyle w:val="ListParagraph"/>
+        <w:numPr>
+          <w:ilvl w:val="0"/>
+          <w:numId w:val="2"/>
+        </w:numPr>
+      </w:pPr>
+      <w:r>
+        <w:t>Setup folder structure: data/images/train, data/images/val</w:t>
+      </w:r>
+    </w:p>
+    <w:p>
+      <w:pPr>
+        <w:pStyle w:val="ListParagraph"/>
+        <w:numPr>
+          <w:ilvl w:val="0"/>
+          <w:numId w:val="2"/>
+        </w:numPr>
+      </w:pPr>
+      <w:r>
+        <w:t>Created data.yaml configuration file for YOLOv8</w:t>
+      </w:r>
+    </w:p>
+    <w:p>
+      <w:pPr>
+        <w:pStyle w:val="ListParagraph"/>
+        <w:numPr>
+          <w:ilvl w:val="0"/>
+          <w:numId w:val="2"/>
+        </w:numPr>
+      </w:pPr>
+      <w:r>
+        <w:t>Documented classes: person, vehicle, suspicious_activity</w:t>
+      </w:r>
     </w:p>
     <w:p/>
     <w:p>
@@ -1711,23 +1515,7 @@
         <w:spacing w:after="200"/>
       </w:pPr>
       <w:r>
-        <w:t>Need to annotate frames with bounding boxes using annotation tool (</w:t>
-      </w:r>
-      <w:proofErr w:type="spellStart"/>
-      <w:r>
-        <w:t>Roboflow</w:t>
-      </w:r>
-      <w:proofErr w:type="spellEnd"/>
-      <w:r>
-        <w:t xml:space="preserve"> or </w:t>
-      </w:r>
-      <w:proofErr w:type="spellStart"/>
-      <w:r>
-        <w:t>LabelImg</w:t>
-      </w:r>
-      <w:proofErr w:type="spellEnd"/>
-      <w:r>
-        <w:t>) in Week 8. Will then proceed with YOLOv8 fine-tuning on custom surveillance dataset.</w:t>
+        <w:t>Need to annotate frames with bounding boxes using annotation tool (Roboflow or LabelImg) in Week 8. Will then proceed with YOLOv8 fine-tuning on custom surveillance dataset.</w:t>
       </w:r>
     </w:p>
     <w:p>
@@ -1834,15 +1622,7 @@
         </w:numPr>
       </w:pPr>
       <w:r>
-        <w:t xml:space="preserve">Submitted </w:t>
-      </w:r>
-      <w:proofErr w:type="spellStart"/>
-      <w:r>
-        <w:t>Jupyter</w:t>
-      </w:r>
-      <w:proofErr w:type="spellEnd"/>
-      <w:r>
-        <w:t xml:space="preserve"> notebook with complete code and analysis</w:t>
+        <w:t>Submitted Jupyter notebook with complete code and analysis</w:t>
       </w:r>
     </w:p>
     <w:p>
@@ -1856,7 +1636,7 @@
         <w:spacing w:before="300" w:after="200"/>
       </w:pPr>
       <w:r>
-        <w:t>Plans for next week (Mar 17-21, 2026):</w:t>
+        <w:t>Plans for next week:</w:t>
       </w:r>
     </w:p>
     <w:p>
@@ -1939,23 +1719,7 @@
         </w:numPr>
       </w:pPr>
       <w:r>
-        <w:t>Setup annotation tool (</w:t>
-      </w:r>
-      <w:proofErr w:type="spellStart"/>
-      <w:r>
-        <w:t>Roboflow</w:t>
-      </w:r>
-      <w:proofErr w:type="spellEnd"/>
-      <w:r>
-        <w:t xml:space="preserve"> or </w:t>
-      </w:r>
-      <w:proofErr w:type="spellStart"/>
-      <w:r>
-        <w:t>LabelImg</w:t>
-      </w:r>
-      <w:proofErr w:type="spellEnd"/>
-      <w:r>
-        <w:t>)</w:t>
+        <w:t>Setup annotation tool (Roboflow or LabelImg)</w:t>
       </w:r>
     </w:p>
     <w:p>
@@ -2053,15 +1817,7 @@
         </w:numPr>
       </w:pPr>
       <w:r>
-        <w:t xml:space="preserve">Monitor training metrics (loss, </w:t>
-      </w:r>
-      <w:proofErr w:type="spellStart"/>
-      <w:r>
-        <w:t>mAP</w:t>
-      </w:r>
-      <w:proofErr w:type="spellEnd"/>
-      <w:r>
-        <w:t>, precision, recall)</w:t>
+        <w:t>Monitor training metrics (loss, mAP, precision, recall)</w:t>
       </w:r>
     </w:p>
     <w:p>
@@ -2272,12 +2028,6 @@
         <w:gridCol w:w="1560"/>
       </w:tblGrid>
       <w:tr>
-        <w:tblPrEx>
-          <w:tblCellMar>
-            <w:top w:w="0" w:type="dxa"/>
-            <w:bottom w:w="0" w:type="dxa"/>
-          </w:tblCellMar>
-        </w:tblPrEx>
         <w:tc>
           <w:tcPr>
             <w:tcW w:w="1560" w:type="dxa"/>
@@ -2460,12 +2210,6 @@
         </w:tc>
       </w:tr>
       <w:tr>
-        <w:tblPrEx>
-          <w:tblCellMar>
-            <w:top w:w="0" w:type="dxa"/>
-            <w:bottom w:w="0" w:type="dxa"/>
-          </w:tblCellMar>
-        </w:tblPrEx>
         <w:tc>
           <w:tcPr>
             <w:tcW w:w="1560" w:type="dxa"/>
@@ -3297,6 +3041,7 @@
   <w:style w:type="character" w:default="1" w:styleId="DefaultParagraphFont">
     <w:name w:val="Default Paragraph Font"/>
     <w:uiPriority w:val="1"/>
+    <w:semiHidden/>
     <w:unhideWhenUsed/>
   </w:style>
   <w:style w:type="table" w:default="1" w:styleId="TableNormal">

--- a/Project/Weekly_Report_Week7.docx
+++ b/Project/Weekly_Report_Week7.docx
@@ -23,7 +23,15 @@
         <w:jc w:val="center"/>
       </w:pPr>
       <w:r>
-        <w:t>Opp. Science city, Sola-Bhadaj Road, Ahmedabad, Gujarat 380060</w:t>
+        <w:t>Opp. Science city, Sola-</w:t>
+      </w:r>
+      <w:proofErr w:type="spellStart"/>
+      <w:r>
+        <w:t>Bhadaj</w:t>
+      </w:r>
+      <w:proofErr w:type="spellEnd"/>
+      <w:r>
+        <w:t xml:space="preserve"> Road, Ahmedabad, Gujarat 380060</w:t>
       </w:r>
     </w:p>
     <w:p>
@@ -148,12 +156,21 @@
             </w:tcMar>
           </w:tcPr>
           <w:p>
+            <w:proofErr w:type="spellStart"/>
             <w:r>
               <w:rPr>
                 <w:b/>
                 <w:bCs/>
               </w:rPr>
-              <w:t>Enrollment Number:</w:t>
+              <w:t>Enrollment</w:t>
+            </w:r>
+            <w:proofErr w:type="spellEnd"/>
+            <w:r>
+              <w:rPr>
+                <w:b/>
+                <w:bCs/>
+              </w:rPr>
+              <w:t xml:space="preserve"> Number:</w:t>
             </w:r>
           </w:p>
         </w:tc>
@@ -284,7 +301,15 @@
           </w:tcPr>
           <w:p>
             <w:r>
-              <w:t>Microsoft Elevate Program (via Edunet Foundation &amp; FICE Education)</w:t>
+              <w:t xml:space="preserve">Microsoft Elevate Program (via </w:t>
+            </w:r>
+            <w:proofErr w:type="spellStart"/>
+            <w:r>
+              <w:t>Edunet</w:t>
+            </w:r>
+            <w:proofErr w:type="spellEnd"/>
+            <w:r>
+              <w:t xml:space="preserve"> Foundation &amp; FICE Education)</w:t>
             </w:r>
           </w:p>
         </w:tc>
@@ -460,7 +485,15 @@
         <w:spacing w:before="200" w:after="100"/>
       </w:pPr>
       <w:r>
-        <w:t>1. Week 7 Module: TensorFlow &amp; Keras Advanced</w:t>
+        <w:t xml:space="preserve">1. Week 7 Module: TensorFlow &amp; </w:t>
+      </w:r>
+      <w:proofErr w:type="spellStart"/>
+      <w:r>
+        <w:t>Keras</w:t>
+      </w:r>
+      <w:proofErr w:type="spellEnd"/>
+      <w:r>
+        <w:t xml:space="preserve"> Advanced</w:t>
       </w:r>
     </w:p>
     <w:p>
@@ -477,7 +510,15 @@
         <w:spacing w:after="100"/>
       </w:pPr>
       <w:r>
-        <w:t>Attended comprehensive session on "TensorFlow &amp; Keras" on March 9, 2026. Learned advanced TensorFlow concepts including custom layers, transfer learning, and model optimization techniques.</w:t>
+        <w:t xml:space="preserve">Attended comprehensive session on "TensorFlow &amp; </w:t>
+      </w:r>
+      <w:proofErr w:type="spellStart"/>
+      <w:r>
+        <w:t>Keras</w:t>
+      </w:r>
+      <w:proofErr w:type="spellEnd"/>
+      <w:r>
+        <w:t>" on March 9, 2026. Learned advanced TensorFlow concepts including custom layers, transfer learning, and model optimization techniques.</w:t>
       </w:r>
     </w:p>
     <w:p>
@@ -510,8 +551,13 @@
         </w:numPr>
       </w:pPr>
       <w:r>
-        <w:t>Using pre-trained models: VGG16, ResNet50, MobileNet</w:t>
-      </w:r>
+        <w:t xml:space="preserve">Using pre-trained models: VGG16, ResNet50, </w:t>
+      </w:r>
+      <w:proofErr w:type="spellStart"/>
+      <w:r>
+        <w:t>MobileNet</w:t>
+      </w:r>
+      <w:proofErr w:type="spellEnd"/>
     </w:p>
     <w:p>
       <w:pPr>
@@ -546,7 +592,23 @@
         </w:numPr>
       </w:pPr>
       <w:r>
-        <w:t>Data augmentation: ImageDataGenerator, tf.data pipeline</w:t>
+        <w:t xml:space="preserve">Data augmentation: </w:t>
+      </w:r>
+      <w:proofErr w:type="spellStart"/>
+      <w:r>
+        <w:t>ImageDataGenerator</w:t>
+      </w:r>
+      <w:proofErr w:type="spellEnd"/>
+      <w:r>
+        <w:t xml:space="preserve">, </w:t>
+      </w:r>
+      <w:proofErr w:type="spellStart"/>
+      <w:r>
+        <w:t>tf.data</w:t>
+      </w:r>
+      <w:proofErr w:type="spellEnd"/>
+      <w:r>
+        <w:t xml:space="preserve"> pipeline</w:t>
       </w:r>
     </w:p>
     <w:p>
@@ -569,20 +631,33 @@
           <w:numId w:val="2"/>
         </w:numPr>
       </w:pPr>
-      <w:r>
-        <w:t>TensorBoard for visualization and debugging</w:t>
-      </w:r>
-    </w:p>
-    <w:p>
-      <w:pPr>
-        <w:pStyle w:val="ListParagraph"/>
-        <w:numPr>
-          <w:ilvl w:val="0"/>
-          <w:numId w:val="2"/>
-        </w:numPr>
-      </w:pPr>
-      <w:r>
-        <w:t>Saving and deploying models (SavedModel format)</w:t>
+      <w:proofErr w:type="spellStart"/>
+      <w:r>
+        <w:t>TensorBoard</w:t>
+      </w:r>
+      <w:proofErr w:type="spellEnd"/>
+      <w:r>
+        <w:t xml:space="preserve"> for visualization and debugging</w:t>
+      </w:r>
+    </w:p>
+    <w:p>
+      <w:pPr>
+        <w:pStyle w:val="ListParagraph"/>
+        <w:numPr>
+          <w:ilvl w:val="0"/>
+          <w:numId w:val="2"/>
+        </w:numPr>
+      </w:pPr>
+      <w:r>
+        <w:t>Saving and deploying models (</w:t>
+      </w:r>
+      <w:proofErr w:type="spellStart"/>
+      <w:r>
+        <w:t>SavedModel</w:t>
+      </w:r>
+      <w:proofErr w:type="spellEnd"/>
+      <w:r>
+        <w:t xml:space="preserve"> format)</w:t>
       </w:r>
     </w:p>
     <w:p>
@@ -599,7 +674,15 @@
         <w:spacing w:after="200"/>
       </w:pPr>
       <w:r>
-        <w:t>Implemented transfer learning using VGG16 pre-trained on ImageNet. Froze base layers and added custom classification head. Trained on custom dataset with data augmentation. Achieved significant accuracy improvement compared to training from scratch. Practiced with TensorBoard for monitoring training metrics.</w:t>
+        <w:t xml:space="preserve">Implemented transfer learning using VGG16 pre-trained on ImageNet. Froze base layers and added custom classification head. Trained on custom dataset with data augmentation. Achieved significant accuracy improvement compared to training from scratch. Practiced with </w:t>
+      </w:r>
+      <w:proofErr w:type="spellStart"/>
+      <w:r>
+        <w:t>TensorBoard</w:t>
+      </w:r>
+      <w:proofErr w:type="spellEnd"/>
+      <w:r>
+        <w:t xml:space="preserve"> for monitoring training metrics.</w:t>
       </w:r>
     </w:p>
     <w:p>
@@ -673,7 +756,7 @@
           <w:noProof/>
         </w:rPr>
         <w:drawing>
-          <wp:inline distT="0" distB="0" distL="0" distR="0" wp14:anchorId="67F81A2E" wp14:editId="3B1161E9">
+          <wp:inline distT="0" distB="0" distL="0" distR="0" wp14:anchorId="67F81A2E" wp14:editId="32FFD666">
             <wp:extent cx="5943600" cy="2173605"/>
             <wp:effectExtent l="0" t="0" r="0" b="0"/>
             <wp:docPr id="1537888423" name="Picture 3" descr="Transfer Learning Made Easy » Artificial Intelligence - MATLAB &amp; Simulink"/>
@@ -1009,19 +1092,35 @@
         </w:numPr>
       </w:pPr>
       <w:r>
-        <w:t>Architecture: 3 Conv2D + MaxPool blocks, Flatten, 2 Dense layers</w:t>
-      </w:r>
-    </w:p>
-    <w:p>
-      <w:pPr>
-        <w:pStyle w:val="ListParagraph"/>
-        <w:numPr>
-          <w:ilvl w:val="0"/>
-          <w:numId w:val="2"/>
-        </w:numPr>
-      </w:pPr>
-      <w:r>
-        <w:t>Used ReLU activation, Dropout for regularization</w:t>
+        <w:t xml:space="preserve">Architecture: 3 Conv2D + </w:t>
+      </w:r>
+      <w:proofErr w:type="spellStart"/>
+      <w:r>
+        <w:t>MaxPool</w:t>
+      </w:r>
+      <w:proofErr w:type="spellEnd"/>
+      <w:r>
+        <w:t xml:space="preserve"> blocks, Flatten, 2 Dense layers</w:t>
+      </w:r>
+    </w:p>
+    <w:p>
+      <w:pPr>
+        <w:pStyle w:val="ListParagraph"/>
+        <w:numPr>
+          <w:ilvl w:val="0"/>
+          <w:numId w:val="2"/>
+        </w:numPr>
+      </w:pPr>
+      <w:r>
+        <w:t xml:space="preserve">Used </w:t>
+      </w:r>
+      <w:proofErr w:type="spellStart"/>
+      <w:r>
+        <w:t>ReLU</w:t>
+      </w:r>
+      <w:proofErr w:type="spellEnd"/>
+      <w:r>
+        <w:t xml:space="preserve"> activation, Dropout for regularization</w:t>
       </w:r>
     </w:p>
     <w:p>
@@ -1195,7 +1294,15 @@
         <w:spacing w:after="100"/>
       </w:pPr>
       <w:r>
-        <w:t>Installed Ultralytics YOLOv8 library and tested pre-trained model on sample images and surveillance video frames. This marks the beginning of active project implementation phase.</w:t>
+        <w:t xml:space="preserve">Installed </w:t>
+      </w:r>
+      <w:proofErr w:type="spellStart"/>
+      <w:r>
+        <w:t>Ultralytics</w:t>
+      </w:r>
+      <w:proofErr w:type="spellEnd"/>
+      <w:r>
+        <w:t xml:space="preserve"> YOLOv8 library and tested pre-trained model on sample images and surveillance video frames. This marks the beginning of active project implementation phase.</w:t>
       </w:r>
     </w:p>
     <w:p>
@@ -1217,8 +1324,21 @@
       </w:pPr>
       <w:r>
         <w:lastRenderedPageBreak/>
-        <w:t>Installed Ultralytics: pip install ultralytics</w:t>
-      </w:r>
+        <w:t xml:space="preserve">Installed </w:t>
+      </w:r>
+      <w:proofErr w:type="spellStart"/>
+      <w:r>
+        <w:t>Ultralytics</w:t>
+      </w:r>
+      <w:proofErr w:type="spellEnd"/>
+      <w:r>
+        <w:t xml:space="preserve">: pip install </w:t>
+      </w:r>
+      <w:proofErr w:type="spellStart"/>
+      <w:r>
+        <w:t>ultralytics</w:t>
+      </w:r>
+      <w:proofErr w:type="spellEnd"/>
     </w:p>
     <w:p>
       <w:pPr>
@@ -1318,7 +1438,7 @@
           <w:noProof/>
         </w:rPr>
         <w:drawing>
-          <wp:inline distT="0" distB="0" distL="0" distR="0" wp14:anchorId="050882EB" wp14:editId="52C3C2B4">
+          <wp:inline distT="0" distB="0" distL="0" distR="0" wp14:anchorId="050882EB" wp14:editId="1B3A9F59">
             <wp:extent cx="6202017" cy="3459480"/>
             <wp:effectExtent l="0" t="0" r="8890" b="7620"/>
             <wp:docPr id="1806381369" name="Picture 6"/>
@@ -1461,44 +1581,72 @@
         </w:numPr>
       </w:pPr>
       <w:r>
-        <w:t>Created train/val split: 80% training (680), 20% validation (170)</w:t>
-      </w:r>
-    </w:p>
-    <w:p>
-      <w:pPr>
-        <w:pStyle w:val="ListParagraph"/>
-        <w:numPr>
-          <w:ilvl w:val="0"/>
-          <w:numId w:val="2"/>
-        </w:numPr>
-      </w:pPr>
-      <w:r>
-        <w:t>Setup folder structure: data/images/train, data/images/val</w:t>
-      </w:r>
-    </w:p>
-    <w:p>
-      <w:pPr>
-        <w:pStyle w:val="ListParagraph"/>
-        <w:numPr>
-          <w:ilvl w:val="0"/>
-          <w:numId w:val="2"/>
-        </w:numPr>
-      </w:pPr>
-      <w:r>
-        <w:t>Created data.yaml configuration file for YOLOv8</w:t>
-      </w:r>
-    </w:p>
-    <w:p>
-      <w:pPr>
-        <w:pStyle w:val="ListParagraph"/>
-        <w:numPr>
-          <w:ilvl w:val="0"/>
-          <w:numId w:val="2"/>
-        </w:numPr>
-      </w:pPr>
-      <w:r>
-        <w:t>Documented classes: person, vehicle, suspicious_activity</w:t>
-      </w:r>
+        <w:t>Created train/</w:t>
+      </w:r>
+      <w:proofErr w:type="spellStart"/>
+      <w:r>
+        <w:t>val</w:t>
+      </w:r>
+      <w:proofErr w:type="spellEnd"/>
+      <w:r>
+        <w:t xml:space="preserve"> split: 80% training (680), 20% validation (170)</w:t>
+      </w:r>
+    </w:p>
+    <w:p>
+      <w:pPr>
+        <w:pStyle w:val="ListParagraph"/>
+        <w:numPr>
+          <w:ilvl w:val="0"/>
+          <w:numId w:val="2"/>
+        </w:numPr>
+      </w:pPr>
+      <w:r>
+        <w:t>Setup folder structure: data/images/train, data/images/</w:t>
+      </w:r>
+      <w:proofErr w:type="spellStart"/>
+      <w:r>
+        <w:t>val</w:t>
+      </w:r>
+      <w:proofErr w:type="spellEnd"/>
+    </w:p>
+    <w:p>
+      <w:pPr>
+        <w:pStyle w:val="ListParagraph"/>
+        <w:numPr>
+          <w:ilvl w:val="0"/>
+          <w:numId w:val="2"/>
+        </w:numPr>
+      </w:pPr>
+      <w:r>
+        <w:t xml:space="preserve">Created </w:t>
+      </w:r>
+      <w:proofErr w:type="spellStart"/>
+      <w:proofErr w:type="gramStart"/>
+      <w:r>
+        <w:t>data.yaml</w:t>
+      </w:r>
+      <w:proofErr w:type="spellEnd"/>
+      <w:proofErr w:type="gramEnd"/>
+      <w:r>
+        <w:t xml:space="preserve"> configuration file for YOLOv8</w:t>
+      </w:r>
+    </w:p>
+    <w:p>
+      <w:pPr>
+        <w:pStyle w:val="ListParagraph"/>
+        <w:numPr>
+          <w:ilvl w:val="0"/>
+          <w:numId w:val="2"/>
+        </w:numPr>
+      </w:pPr>
+      <w:r>
+        <w:t xml:space="preserve">Documented classes: person, vehicle, </w:t>
+      </w:r>
+      <w:proofErr w:type="spellStart"/>
+      <w:r>
+        <w:t>suspicious_activity</w:t>
+      </w:r>
+      <w:proofErr w:type="spellEnd"/>
     </w:p>
     <w:p/>
     <w:p>
@@ -1515,7 +1663,23 @@
         <w:spacing w:after="200"/>
       </w:pPr>
       <w:r>
-        <w:t>Need to annotate frames with bounding boxes using annotation tool (Roboflow or LabelImg) in Week 8. Will then proceed with YOLOv8 fine-tuning on custom surveillance dataset.</w:t>
+        <w:t>Need to annotate frames with bounding boxes using annotation tool (</w:t>
+      </w:r>
+      <w:proofErr w:type="spellStart"/>
+      <w:r>
+        <w:t>Roboflow</w:t>
+      </w:r>
+      <w:proofErr w:type="spellEnd"/>
+      <w:r>
+        <w:t xml:space="preserve"> or </w:t>
+      </w:r>
+      <w:proofErr w:type="spellStart"/>
+      <w:r>
+        <w:t>LabelImg</w:t>
+      </w:r>
+      <w:proofErr w:type="spellEnd"/>
+      <w:r>
+        <w:t>) in Week 8. Will then proceed with YOLOv8 fine-tuning on custom surveillance dataset.</w:t>
       </w:r>
     </w:p>
     <w:p>
@@ -1622,7 +1786,15 @@
         </w:numPr>
       </w:pPr>
       <w:r>
-        <w:t>Submitted Jupyter notebook with complete code and analysis</w:t>
+        <w:t xml:space="preserve">Submitted </w:t>
+      </w:r>
+      <w:proofErr w:type="spellStart"/>
+      <w:r>
+        <w:t>Jupyter</w:t>
+      </w:r>
+      <w:proofErr w:type="spellEnd"/>
+      <w:r>
+        <w:t xml:space="preserve"> notebook with complete code and analysis</w:t>
       </w:r>
     </w:p>
     <w:p>
@@ -1719,7 +1891,23 @@
         </w:numPr>
       </w:pPr>
       <w:r>
-        <w:t>Setup annotation tool (Roboflow or LabelImg)</w:t>
+        <w:t>Setup annotation tool (</w:t>
+      </w:r>
+      <w:proofErr w:type="spellStart"/>
+      <w:r>
+        <w:t>Roboflow</w:t>
+      </w:r>
+      <w:proofErr w:type="spellEnd"/>
+      <w:r>
+        <w:t xml:space="preserve"> or </w:t>
+      </w:r>
+      <w:proofErr w:type="spellStart"/>
+      <w:r>
+        <w:t>LabelImg</w:t>
+      </w:r>
+      <w:proofErr w:type="spellEnd"/>
+      <w:r>
+        <w:t>)</w:t>
       </w:r>
     </w:p>
     <w:p>
@@ -1817,7 +2005,15 @@
         </w:numPr>
       </w:pPr>
       <w:r>
-        <w:t>Monitor training metrics (loss, mAP, precision, recall)</w:t>
+        <w:t xml:space="preserve">Monitor training metrics (loss, </w:t>
+      </w:r>
+      <w:proofErr w:type="spellStart"/>
+      <w:r>
+        <w:t>mAP</w:t>
+      </w:r>
+      <w:proofErr w:type="spellEnd"/>
+      <w:r>
+        <w:t>, precision, recall)</w:t>
       </w:r>
     </w:p>
     <w:p>
@@ -2372,7 +2568,7 @@
         <w:spacing w:after="120"/>
       </w:pPr>
       <w:r>
-        <w:t>Signature of External Guide with Company Seal: _____________________</w:t>
+        <w:t xml:space="preserve">Signature of External Guide with Company Seal: </w:t>
       </w:r>
     </w:p>
     <w:p>
@@ -2381,6 +2577,52 @@
       </w:pPr>
       <w:r>
         <w:t>Date: ___________</w:t>
+      </w:r>
+      <w:r>
+        <w:rPr>
+          <w:noProof/>
+        </w:rPr>
+        <w:drawing>
+          <wp:inline distT="0" distB="0" distL="0" distR="0" wp14:anchorId="07B455F1" wp14:editId="2C51B9F8">
+            <wp:extent cx="1379220" cy="890905"/>
+            <wp:effectExtent l="0" t="0" r="0" b="0"/>
+            <wp:docPr id="2096697644" name="Picture 1"/>
+            <wp:cNvGraphicFramePr>
+              <a:graphicFrameLocks xmlns:a="http://schemas.openxmlformats.org/drawingml/2006/main" noChangeAspect="1"/>
+            </wp:cNvGraphicFramePr>
+            <a:graphic xmlns:a="http://schemas.openxmlformats.org/drawingml/2006/main">
+              <a:graphicData uri="http://schemas.openxmlformats.org/drawingml/2006/picture">
+                <pic:pic xmlns:pic="http://schemas.openxmlformats.org/drawingml/2006/picture">
+                  <pic:nvPicPr>
+                    <pic:cNvPr id="2096697644" name="Picture 2096697644"/>
+                    <pic:cNvPicPr/>
+                  </pic:nvPicPr>
+                  <pic:blipFill>
+                    <a:blip r:embed="rId10" cstate="print">
+                      <a:extLst>
+                        <a:ext uri="{28A0092B-C50C-407E-A947-70E740481C1C}">
+                          <a14:useLocalDpi xmlns:a14="http://schemas.microsoft.com/office/drawing/2010/main" val="0"/>
+                        </a:ext>
+                      </a:extLst>
+                    </a:blip>
+                    <a:stretch>
+                      <a:fillRect/>
+                    </a:stretch>
+                  </pic:blipFill>
+                  <pic:spPr>
+                    <a:xfrm>
+                      <a:off x="0" y="0"/>
+                      <a:ext cx="1388407" cy="896839"/>
+                    </a:xfrm>
+                    <a:prstGeom prst="rect">
+                      <a:avLst/>
+                    </a:prstGeom>
+                  </pic:spPr>
+                </pic:pic>
+              </a:graphicData>
+            </a:graphic>
+          </wp:inline>
+        </w:drawing>
       </w:r>
     </w:p>
     <w:p>
